--- a/docs/actions/ADMIN_MANUAL.docx
+++ b/docs/actions/ADMIN_MANUAL.docx
@@ -2,7 +2,7 @@
 <file path=word/document.xml><?xml version="1.0" encoding="utf-8"?>
 <w:document xmlns:w="http://schemas.openxmlformats.org/wordprocessingml/2006/main" xmlns:m="http://schemas.openxmlformats.org/officeDocument/2006/math" xmlns:r="http://schemas.openxmlformats.org/officeDocument/2006/relationships" xmlns:o="urn:schemas-microsoft-com:office:office" xmlns:v="urn:schemas-microsoft-com:vml" xmlns:w10="urn:schemas-microsoft-com:office:word" xmlns:a="http://schemas.openxmlformats.org/drawingml/2006/main" xmlns:pic="http://schemas.openxmlformats.org/drawingml/2006/picture" xmlns:wp="http://schemas.openxmlformats.org/drawingml/2006/wordprocessingDrawing">
   <w:body>
-    <w:bookmarkStart w:id="35" w:name="action-directives-administrator-manual"/>
+    <w:bookmarkStart w:id="35" w:name="action-directives--administrator-manual"/>
     <w:p>
       <w:pPr>
         <w:pStyle w:val="Heading1"/>
@@ -153,7 +153,7 @@
         </w:pict>
       </w:r>
     </w:p>
-    <w:bookmarkStart w:id="13" w:name="install"/>
+    <w:bookmarkStart w:id="13" w:name="X90eaa384cd0c2e8c000d0c454bc193aacbe5765"/>
     <w:p>
       <w:pPr>
         <w:pStyle w:val="Heading2"/>
@@ -177,7 +177,7 @@
           <w:b/>
           <w:bCs/>
         </w:rPr>
-        <w:t xml:space="preserve">consuming project’s root</w:t>
+        <w:t xml:space="preserve">consuming project's root</w:t>
       </w:r>
       <w:r>
         <w:t xml:space="preserve">, with the constitution submodule present —</w:t>
@@ -322,7 +322,7 @@
         <w:t xml:space="preserve"> </w:t>
       </w:r>
       <w:r>
-        <w:t xml:space="preserve">every registered action’s slash command for every supported</w:t>
+        <w:t xml:space="preserve">every registered action's slash command for every supported</w:t>
       </w:r>
       <w:r>
         <w:t xml:space="preserve"> </w:t>
@@ -368,7 +368,7 @@
           <w:b/>
           <w:bCs/>
         </w:rPr>
-        <w:t xml:space="preserve">Symlinks the other agents’ commands</w:t>
+        <w:t xml:space="preserve">Symlinks the other agents' commands</w:t>
       </w:r>
       <w:r>
         <w:t xml:space="preserve"> </w:t>
@@ -750,7 +750,7 @@
         <w:t xml:space="preserve"> </w:t>
       </w:r>
       <w:r>
-        <w:t xml:space="preserve">It never trusts the tool’s own success message (§11.4.6 / §11.4.200).</w:t>
+        <w:t xml:space="preserve">It never trusts the tool's own success message (§11.4.6 / §11.4.200).</w:t>
       </w:r>
     </w:p>
     <w:p>
@@ -814,7 +814,7 @@
         <w:t xml:space="preserve">of that hook; see §3.)</w:t>
       </w:r>
     </w:p>
-    <w:bookmarkStart w:id="12" w:name="flags"/>
+    <w:bookmarkStart w:id="12" w:name="Xfb47c074e7b0406d5c5e55755a6375c68af67a1"/>
     <w:p>
       <w:pPr>
         <w:pStyle w:val="Heading3"/>
@@ -826,8 +826,7 @@
     <w:tbl>
       <w:tblPr>
         <w:tblStyle w:val="Table"/>
-        <w:tblW w:type="pct" w:w="5000"/>
-        <w:tblLayout w:type="fixed"/>
+        <w:tblW w:type="auto" w:w="0"/>
         <w:tblLook w:firstRow="1" w:lastRow="0" w:firstColumn="0" w:lastColumn="0" w:noHBand="0" w:noVBand="0" w:val="0020"/>
       </w:tblPr>
       <w:tblGrid>
@@ -926,7 +925,7 @@
               <w:pStyle w:val="Compact"/>
             </w:pPr>
             <w:r>
-              <w:t xml:space="preserve">Link skills only; skip generation, the other agents’ commands, the prompt hook, and the plugin install.</w:t>
+              <w:t xml:space="preserve">Link skills only; skip generation, the other agents' commands, the prompt hook, and the plugin install.</w:t>
             </w:r>
           </w:p>
         </w:tc>
@@ -965,7 +964,7 @@
               <w:t xml:space="preserve">--skills-only</w:t>
             </w:r>
             <w:r>
-              <w:t xml:space="preserve">). This is what each skill’s own</w:t>
+              <w:t xml:space="preserve">). This is what each skill's own</w:t>
             </w:r>
             <w:r>
               <w:t xml:space="preserve"> </w:t>
@@ -1076,7 +1075,7 @@
     </w:p>
     <w:bookmarkEnd w:id="12"/>
     <w:bookmarkEnd w:id="13"/>
-    <w:bookmarkStart w:id="14" w:name="verify"/>
+    <w:bookmarkStart w:id="14" w:name="X7af0a865fd933be013c702180811fd20556e5c2"/>
     <w:p>
       <w:pPr>
         <w:pStyle w:val="Heading2"/>
@@ -1255,8 +1254,7 @@
     <w:tbl>
       <w:tblPr>
         <w:tblStyle w:val="Table"/>
-        <w:tblW w:type="pct" w:w="5000"/>
-        <w:tblLayout w:type="fixed"/>
+        <w:tblW w:type="auto" w:w="0"/>
         <w:tblLook w:firstRow="1" w:lastRow="0" w:firstColumn="0" w:lastColumn="0" w:noHBand="0" w:noVBand="0" w:val="0020"/>
       </w:tblPr>
       <w:tblGrid>
@@ -1487,7 +1485,7 @@
       </w:r>
     </w:p>
     <w:bookmarkEnd w:id="14"/>
-    <w:bookmarkStart w:id="15" w:name="X4be3eaa4cd769632bc6bb066b4c62797fd0bd88"/>
+    <w:bookmarkStart w:id="15" w:name="X7bc55d6f840fc9697f90dba34d07b60ac40868b"/>
     <w:p>
       <w:pPr>
         <w:pStyle w:val="Heading2"/>
@@ -1529,8 +1527,7 @@
     <w:tbl>
       <w:tblPr>
         <w:tblStyle w:val="Table"/>
-        <w:tblW w:type="pct" w:w="5000"/>
-        <w:tblLayout w:type="fixed"/>
+        <w:tblW w:type="auto" w:w="0"/>
         <w:tblLook w:firstRow="1" w:lastRow="0" w:firstColumn="0" w:lastColumn="0" w:noHBand="0" w:noVBand="0" w:val="0020"/>
       </w:tblPr>
       <w:tblGrid>
@@ -1908,7 +1905,7 @@
         <w:t xml:space="preserve"> </w:t>
       </w:r>
       <w:r>
-        <w:t xml:space="preserve">directly (e.g. to re-wire only the</w:t>
+        <w:t xml:space="preserve">directly (e.g. to re-wire only the</w:t>
       </w:r>
       <w:r>
         <w:t xml:space="preserve"> </w:t>
@@ -1925,7 +1922,7 @@
       </w:r>
     </w:p>
     <w:bookmarkEnd w:id="15"/>
-    <w:bookmarkStart w:id="16" w:name="how-each-agent-discovers-the-commands"/>
+    <w:bookmarkStart w:id="16" w:name="Xb0d3ce3a548908d0399bc62e6dfd7bc8a6fc728"/>
     <w:p>
       <w:pPr>
         <w:pStyle w:val="Heading2"/>
@@ -1961,8 +1958,7 @@
     <w:tbl>
       <w:tblPr>
         <w:tblStyle w:val="Table"/>
-        <w:tblW w:type="pct" w:w="5000"/>
-        <w:tblLayout w:type="fixed"/>
+        <w:tblW w:type="auto" w:w="0"/>
         <w:tblLook w:firstRow="1" w:lastRow="0" w:firstColumn="0" w:lastColumn="0" w:noHBand="0" w:noVBand="0" w:val="0020"/>
       </w:tblPr>
       <w:tblGrid>
@@ -2380,7 +2376,7 @@
         <w:t xml:space="preserve"> </w:t>
       </w:r>
       <w:r>
-        <w:t xml:space="preserve">— the convention declared by the repo’s own</w:t>
+        <w:t xml:space="preserve">— the convention declared by the repo's own</w:t>
       </w:r>
       <w:r>
         <w:t xml:space="preserve"> </w:t>
@@ -2545,7 +2541,7 @@
       </w:r>
     </w:p>
     <w:bookmarkEnd w:id="16"/>
-    <w:bookmarkStart w:id="17" w:name="auto-load-on-constitution-pull-11.4.164"/>
+    <w:bookmarkStart w:id="17" w:name="X01c32b5efbff130ad9379ea52c1191e4f38df6a"/>
     <w:p>
       <w:pPr>
         <w:pStyle w:val="Heading2"/>
@@ -2604,7 +2600,7 @@
         <w:t xml:space="preserve"> </w:t>
       </w:r>
       <w:r>
-        <w:t xml:space="preserve">into the project’s post-merge hook):</w:t>
+        <w:t xml:space="preserve">into the project's post-merge hook):</w:t>
       </w:r>
     </w:p>
     <w:p>
@@ -2809,7 +2805,7 @@
       </w:r>
     </w:p>
     <w:bookmarkEnd w:id="17"/>
-    <w:bookmarkStart w:id="20" w:name="Xeade721a958538c4ae0c39cbd729f1ac3d70fbb"/>
+    <w:bookmarkStart w:id="20" w:name="Xff5fea157db5e7d51cbe5da19b12d424f4383fd"/>
     <w:p>
       <w:pPr>
         <w:pStyle w:val="Heading2"/>
@@ -3565,7 +3561,7 @@
         <w:t xml:space="preserve">anywhere.</w:t>
       </w:r>
     </w:p>
-    <w:bookmarkStart w:id="19" w:name="Xa8a86c3e7880c4262f61e47e68673d19b41a096"/>
+    <w:bookmarkStart w:id="19" w:name="X0124e349297af434af60d7e6d8ce62a68a94bb3"/>
     <w:p>
       <w:pPr>
         <w:pStyle w:val="Heading3"/>
@@ -3753,7 +3749,7 @@
     </w:p>
     <w:bookmarkEnd w:id="19"/>
     <w:bookmarkEnd w:id="20"/>
-    <w:bookmarkStart w:id="31" w:name="troubleshooting"/>
+    <w:bookmarkStart w:id="31" w:name="Xa8eebf661c29b2a8d0dc7fa75f58bd9e3c53e1f"/>
     <w:p>
       <w:pPr>
         <w:pStyle w:val="Heading2"/>
@@ -4355,7 +4351,7 @@
         <w:pStyle w:val="FirstParagraph"/>
       </w:pPr>
       <w:r>
-        <w:t xml:space="preserve">Everything else still completes — generation, the other agents’ command links,</w:t>
+        <w:t xml:space="preserve">Everything else still completes — generation, the other agents' command links,</w:t>
       </w:r>
       <w:r>
         <w:t xml:space="preserve"> </w:t>
@@ -4782,7 +4778,7 @@
     </w:p>
     <w:bookmarkEnd w:id="30"/>
     <w:bookmarkEnd w:id="31"/>
-    <w:bookmarkStart w:id="33" w:name="fixed-defects-changelog"/>
+    <w:bookmarkStart w:id="33" w:name="Xccbb4b6426c73a850eb88000b7c9437074f5db3"/>
     <w:p>
       <w:pPr>
         <w:pStyle w:val="Heading2"/>
@@ -4791,7 +4787,7 @@
         <w:t xml:space="preserve">8. Fixed defects (changelog)</w:t>
       </w:r>
     </w:p>
-    <w:bookmarkStart w:id="32" w:name="Xc12d59fd617a3af24a264833d721c9c8408c450"/>
+    <w:bookmarkStart w:id="32" w:name="Xd2da8ccaef4c94c18913860eee1a0a0ac4bde02"/>
     <w:p>
       <w:pPr>
         <w:pStyle w:val="Heading3"/>
@@ -4852,19 +4848,7 @@
         <w:t xml:space="preserve">nothing</w:t>
       </w:r>
       <w:r>
-        <w:t xml:space="preserve">, silently. The hook reported</w:t>
-      </w:r>
-      <w:r>
-        <w:t xml:space="preserve"> </w:t>
-      </w:r>
-      <w:r>
-        <w:t xml:space="preserve">“no changes”</w:t>
-      </w:r>
-      <w:r>
-        <w:t xml:space="preserve"> </w:t>
-      </w:r>
-      <w:r>
-        <w:t xml:space="preserve">and exited 0.</w:t>
+        <w:t xml:space="preserve">, silently. The hook reported "no changes" and exited 0.</w:t>
       </w:r>
     </w:p>
     <w:p>
@@ -5391,7 +5375,7 @@
     </w:p>
     <w:bookmarkEnd w:id="32"/>
     <w:bookmarkEnd w:id="33"/>
-    <w:bookmarkStart w:id="34" w:name="uninstall"/>
+    <w:bookmarkStart w:id="34" w:name="X71d16583ead4eb5b6892e3b9db116453f573546"/>
     <w:p>
       <w:pPr>
         <w:pStyle w:val="Heading2"/>
@@ -6088,7 +6072,7 @@
         <w:rFonts w:asciiTheme="minorHAnsi" w:cstheme="minorBidi" w:eastAsiaTheme="minorEastAsia" w:hAnsiTheme="minorHAnsi"/>
         <w:sz w:val="24"/>
         <w:szCs w:val="24"/>
-        <w:lang w:bidi="ar-SA" w:eastAsia="zh-CN" w:val="en-US"/>
+        <w:lang w:bidi="ar-SA" w:eastAsia="zh-CN" w:val="en"/>
       </w:rPr>
     </w:rPrDefault>
     <w:pPrDefault>
@@ -6140,8 +6124,8 @@
     </w:pPr>
     <w:rPr>
       <w:rFonts w:asciiTheme="majorHAnsi" w:cstheme="majorBidi" w:eastAsiaTheme="majorEastAsia" w:hAnsiTheme="majorHAnsi"/>
-      <w:sz w:val="56"/>
-      <w:szCs w:val="56"/>
+      <w:sz w:val="40"/>
+      <w:szCs w:val="40"/>
     </w:rPr>
   </w:style>
   <w:style w:customStyle="1" w:styleId="TitleChar" w:type="character">
@@ -6275,8 +6259,8 @@
     <w:rPr>
       <w:rFonts w:asciiTheme="majorHAnsi" w:cstheme="majorBidi" w:eastAsiaTheme="majorEastAsia" w:hAnsiTheme="majorHAnsi"/>
       <w:color w:themeColor="accent1" w:themeShade="BF" w:val="0F4761"/>
-      <w:sz w:val="40"/>
-      <w:szCs w:val="40"/>
+      <w:sz w:val="32"/>
+      <w:szCs w:val="32"/>
     </w:rPr>
   </w:style>
   <w:style w:styleId="Heading2" w:type="paragraph">
@@ -6298,8 +6282,8 @@
     <w:rPr>
       <w:rFonts w:asciiTheme="majorHAnsi" w:cstheme="majorBidi" w:eastAsiaTheme="majorEastAsia" w:hAnsiTheme="majorHAnsi"/>
       <w:color w:themeColor="accent1" w:themeShade="BF" w:val="0F4761"/>
-      <w:sz w:val="32"/>
-      <w:szCs w:val="32"/>
+      <w:sz w:val="26"/>
+      <w:szCs w:val="26"/>
     </w:rPr>
   </w:style>
   <w:style w:styleId="Heading3" w:type="paragraph">
@@ -6321,8 +6305,8 @@
     <w:rPr>
       <w:rFonts w:cstheme="majorBidi" w:eastAsiaTheme="majorEastAsia"/>
       <w:color w:themeColor="accent1" w:themeShade="BF" w:val="0F4761"/>
-      <w:sz w:val="28"/>
-      <w:szCs w:val="28"/>
+      <w:sz w:val="24"/>
+      <w:szCs w:val="24"/>
     </w:rPr>
   </w:style>
   <w:style w:styleId="Heading4" w:type="paragraph">
@@ -6342,6 +6326,8 @@
       <w:outlineLvl w:val="3"/>
     </w:pPr>
     <w:rPr>
+      <w:sz w:val="22"/>
+      <w:szCs w:val="22"/>
       <w:rFonts w:cstheme="majorBidi" w:eastAsiaTheme="majorEastAsia"/>
       <w:i/>
       <w:iCs/>
